--- a/報告書.docx
+++ b/報告書.docx
@@ -17,7 +17,12 @@
           <w14:ligatures w14:val="none"/>
         </w:rPr>
       </w:pPr>
-      <w:r>
+    </w:p>
+    <w:p>
+      <w:pPr>
+        <w:widowControl/>
+        <w:spacing w:before="100" w:beforeAutospacing="1" w:after="100" w:afterAutospacing="1" w:line="240" w:lineRule="auto"/>
+        <w:outlineLvl w:val="0"/>
         <w:rPr>
           <w:rFonts w:ascii="新細明體" w:eastAsia="新細明體" w:hAnsi="新細明體" w:cs="新細明體"/>
           <w:b/>
@@ -27,8 +32,440 @@
           <w:szCs w:val="48"/>
           <w14:ligatures w14:val="none"/>
         </w:rPr>
-        <w:t>網際網路課程期末成果報告書</w:t>
-      </w:r>
+      </w:pPr>
+    </w:p>
+    <w:p>
+      <w:pPr>
+        <w:widowControl/>
+        <w:spacing w:before="100" w:beforeAutospacing="1" w:after="100" w:afterAutospacing="1" w:line="240" w:lineRule="auto"/>
+        <w:outlineLvl w:val="0"/>
+        <w:rPr>
+          <w:rFonts w:ascii="新細明體" w:eastAsia="新細明體" w:hAnsi="新細明體" w:cs="新細明體"/>
+          <w:b/>
+          <w:bCs/>
+          <w:kern w:val="36"/>
+          <w:sz w:val="40"/>
+          <w:szCs w:val="48"/>
+          <w14:ligatures w14:val="none"/>
+        </w:rPr>
+      </w:pPr>
+    </w:p>
+    <w:p>
+      <w:pPr>
+        <w:widowControl/>
+        <w:spacing w:before="100" w:beforeAutospacing="1" w:after="100" w:afterAutospacing="1" w:line="240" w:lineRule="auto"/>
+        <w:outlineLvl w:val="0"/>
+        <w:rPr>
+          <w:rFonts w:ascii="新細明體" w:eastAsia="新細明體" w:hAnsi="新細明體" w:cs="新細明體"/>
+          <w:b/>
+          <w:bCs/>
+          <w:kern w:val="36"/>
+          <w:sz w:val="40"/>
+          <w:szCs w:val="48"/>
+          <w14:ligatures w14:val="none"/>
+        </w:rPr>
+      </w:pPr>
+    </w:p>
+    <w:p>
+      <w:pPr>
+        <w:widowControl/>
+        <w:spacing w:before="100" w:beforeAutospacing="1" w:after="100" w:afterAutospacing="1" w:line="240" w:lineRule="auto"/>
+        <w:outlineLvl w:val="0"/>
+        <w:rPr>
+          <w:rFonts w:ascii="新細明體" w:eastAsia="新細明體" w:hAnsi="新細明體" w:cs="新細明體"/>
+          <w:b/>
+          <w:bCs/>
+          <w:kern w:val="36"/>
+          <w:sz w:val="40"/>
+          <w:szCs w:val="48"/>
+          <w14:ligatures w14:val="none"/>
+        </w:rPr>
+      </w:pPr>
+      <w:r>
+        <w:rPr>
+          <w:rFonts w:ascii="新細明體" w:eastAsia="新細明體" w:hAnsi="新細明體" w:cs="新細明體"/>
+          <w:b/>
+          <w:bCs/>
+          <w:noProof/>
+          <w:kern w:val="36"/>
+          <w:sz w:val="40"/>
+          <w:szCs w:val="48"/>
+        </w:rPr>
+        <mc:AlternateContent>
+          <mc:Choice Requires="wps">
+            <w:drawing>
+              <wp:anchor distT="0" distB="0" distL="114300" distR="114300" simplePos="0" relativeHeight="251659264" behindDoc="0" locked="0" layoutInCell="1" allowOverlap="1" wp14:anchorId="74C93BA9" wp14:editId="4F7A2780">
+                <wp:simplePos x="0" y="0"/>
+                <wp:positionH relativeFrom="margin">
+                  <wp:align>center</wp:align>
+                </wp:positionH>
+                <wp:positionV relativeFrom="paragraph">
+                  <wp:posOffset>66040</wp:posOffset>
+                </wp:positionV>
+                <wp:extent cx="914400" cy="1691640"/>
+                <wp:effectExtent l="0" t="0" r="2540" b="3810"/>
+                <wp:wrapNone/>
+                <wp:docPr id="2" name="文字方塊 2"/>
+                <wp:cNvGraphicFramePr/>
+                <a:graphic xmlns:a="http://schemas.openxmlformats.org/drawingml/2006/main">
+                  <a:graphicData uri="http://schemas.microsoft.com/office/word/2010/wordprocessingShape">
+                    <wps:wsp>
+                      <wps:cNvSpPr txBox="1"/>
+                      <wps:spPr>
+                        <a:xfrm>
+                          <a:off x="0" y="0"/>
+                          <a:ext cx="914400" cy="1691640"/>
+                        </a:xfrm>
+                        <a:prstGeom prst="rect">
+                          <a:avLst/>
+                        </a:prstGeom>
+                        <a:solidFill>
+                          <a:schemeClr val="lt1"/>
+                        </a:solidFill>
+                        <a:ln w="6350">
+                          <a:noFill/>
+                        </a:ln>
+                      </wps:spPr>
+                      <wps:txbx>
+                        <w:txbxContent>
+                          <w:p>
+                            <w:pPr>
+                              <w:widowControl/>
+                              <w:spacing w:before="100" w:beforeAutospacing="1" w:after="100" w:afterAutospacing="1" w:line="240" w:lineRule="auto"/>
+                              <w:outlineLvl w:val="0"/>
+                              <w:rPr>
+                                <w:rFonts w:ascii="新細明體" w:eastAsia="新細明體" w:hAnsi="新細明體" w:cs="新細明體"/>
+                                <w:b/>
+                                <w:bCs/>
+                                <w:kern w:val="36"/>
+                                <w:sz w:val="56"/>
+                                <w:szCs w:val="48"/>
+                                <w14:ligatures w14:val="none"/>
+                              </w:rPr>
+                            </w:pPr>
+                            <w:r>
+                              <w:rPr>
+                                <w:rFonts w:ascii="新細明體" w:eastAsia="新細明體" w:hAnsi="新細明體" w:cs="新細明體"/>
+                                <w:b/>
+                                <w:bCs/>
+                                <w:kern w:val="36"/>
+                                <w:sz w:val="56"/>
+                                <w:szCs w:val="48"/>
+                                <w14:ligatures w14:val="none"/>
+                              </w:rPr>
+                              <w:t>網際網路課程期末成果報告書</w:t>
+                            </w:r>
+                          </w:p>
+                          <w:p>
+                            <w:pPr>
+                              <w:jc w:val="center"/>
+                              <w:rPr>
+                                <w:rFonts w:hint="eastAsia"/>
+                                <w:b/>
+                                <w:sz w:val="40"/>
+                              </w:rPr>
+                            </w:pPr>
+                            <w:r>
+                              <w:rPr>
+                                <w:rFonts w:hint="eastAsia"/>
+                                <w:b/>
+                                <w:sz w:val="40"/>
+                              </w:rPr>
+                              <w:t>資科</w:t>
+                            </w:r>
+                            <w:proofErr w:type="gramStart"/>
+                            <w:r>
+                              <w:rPr>
+                                <w:rFonts w:hint="eastAsia"/>
+                                <w:b/>
+                                <w:sz w:val="40"/>
+                              </w:rPr>
+                              <w:t>一</w:t>
+                            </w:r>
+                            <w:proofErr w:type="gramEnd"/>
+                            <w:r>
+                              <w:rPr>
+                                <w:rFonts w:hint="eastAsia"/>
+                                <w:b/>
+                                <w:sz w:val="40"/>
+                              </w:rPr>
+                              <w:t xml:space="preserve"> </w:t>
+                            </w:r>
+                            <w:r>
+                              <w:rPr>
+                                <w:rFonts w:hint="eastAsia"/>
+                                <w:b/>
+                                <w:sz w:val="40"/>
+                              </w:rPr>
+                              <w:t>謝昀哲</w:t>
+                            </w:r>
+                          </w:p>
+                        </w:txbxContent>
+                      </wps:txbx>
+                      <wps:bodyPr rot="0" spcFirstLastPara="0" vertOverflow="overflow" horzOverflow="overflow" vert="horz" wrap="none" lIns="91440" tIns="45720" rIns="91440" bIns="45720" numCol="1" spcCol="0" rtlCol="0" fromWordArt="0" anchor="t" anchorCtr="0" forceAA="0" compatLnSpc="1">
+                        <a:prstTxWarp prst="textNoShape">
+                          <a:avLst/>
+                        </a:prstTxWarp>
+                        <a:noAutofit/>
+                      </wps:bodyPr>
+                    </wps:wsp>
+                  </a:graphicData>
+                </a:graphic>
+                <wp14:sizeRelV relativeFrom="margin">
+                  <wp14:pctHeight>0</wp14:pctHeight>
+                </wp14:sizeRelV>
+              </wp:anchor>
+            </w:drawing>
+          </mc:Choice>
+          <mc:Fallback>
+            <w:pict>
+              <v:shapetype w14:anchorId="74C93BA9" id="_x0000_t202" coordsize="21600,21600" o:spt="202" path="m,l,21600r21600,l21600,xe">
+                <v:stroke joinstyle="miter"/>
+                <v:path gradientshapeok="t" o:connecttype="rect"/>
+              </v:shapetype>
+              <v:shape id="文字方塊 2" o:spid="_x0000_s1026" type="#_x0000_t202" style="position:absolute;margin-left:0;margin-top:5.2pt;width:1in;height:133.2pt;z-index:251659264;visibility:visible;mso-wrap-style:none;mso-height-percent:0;mso-wrap-distance-left:9pt;mso-wrap-distance-top:0;mso-wrap-distance-right:9pt;mso-wrap-distance-bottom:0;mso-position-horizontal:center;mso-position-horizontal-relative:margin;mso-position-vertical:absolute;mso-position-vertical-relative:text;mso-height-percent:0;mso-height-relative:margin;v-text-anchor:top" o:gfxdata="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" fillcolor="white [3201]" stroked="f" strokeweight=".5pt">
+                <v:textbox>
+                  <w:txbxContent>
+                    <w:p>
+                      <w:pPr>
+                        <w:widowControl/>
+                        <w:spacing w:before="100" w:beforeAutospacing="1" w:after="100" w:afterAutospacing="1" w:line="240" w:lineRule="auto"/>
+                        <w:outlineLvl w:val="0"/>
+                        <w:rPr>
+                          <w:rFonts w:ascii="新細明體" w:eastAsia="新細明體" w:hAnsi="新細明體" w:cs="新細明體"/>
+                          <w:b/>
+                          <w:bCs/>
+                          <w:kern w:val="36"/>
+                          <w:sz w:val="56"/>
+                          <w:szCs w:val="48"/>
+                          <w14:ligatures w14:val="none"/>
+                        </w:rPr>
+                      </w:pPr>
+                      <w:r>
+                        <w:rPr>
+                          <w:rFonts w:ascii="新細明體" w:eastAsia="新細明體" w:hAnsi="新細明體" w:cs="新細明體"/>
+                          <w:b/>
+                          <w:bCs/>
+                          <w:kern w:val="36"/>
+                          <w:sz w:val="56"/>
+                          <w:szCs w:val="48"/>
+                          <w14:ligatures w14:val="none"/>
+                        </w:rPr>
+                        <w:t>網際網路課程期末成果報告書</w:t>
+                      </w:r>
+                    </w:p>
+                    <w:p>
+                      <w:pPr>
+                        <w:jc w:val="center"/>
+                        <w:rPr>
+                          <w:rFonts w:hint="eastAsia"/>
+                          <w:b/>
+                          <w:sz w:val="40"/>
+                        </w:rPr>
+                      </w:pPr>
+                      <w:r>
+                        <w:rPr>
+                          <w:rFonts w:hint="eastAsia"/>
+                          <w:b/>
+                          <w:sz w:val="40"/>
+                        </w:rPr>
+                        <w:t>資科</w:t>
+                      </w:r>
+                      <w:proofErr w:type="gramStart"/>
+                      <w:r>
+                        <w:rPr>
+                          <w:rFonts w:hint="eastAsia"/>
+                          <w:b/>
+                          <w:sz w:val="40"/>
+                        </w:rPr>
+                        <w:t>一</w:t>
+                      </w:r>
+                      <w:proofErr w:type="gramEnd"/>
+                      <w:r>
+                        <w:rPr>
+                          <w:rFonts w:hint="eastAsia"/>
+                          <w:b/>
+                          <w:sz w:val="40"/>
+                        </w:rPr>
+                        <w:t xml:space="preserve"> </w:t>
+                      </w:r>
+                      <w:r>
+                        <w:rPr>
+                          <w:rFonts w:hint="eastAsia"/>
+                          <w:b/>
+                          <w:sz w:val="40"/>
+                        </w:rPr>
+                        <w:t>謝昀哲</w:t>
+                      </w:r>
+                    </w:p>
+                  </w:txbxContent>
+                </v:textbox>
+                <w10:wrap anchorx="margin"/>
+              </v:shape>
+            </w:pict>
+          </mc:Fallback>
+        </mc:AlternateContent>
+      </w:r>
+    </w:p>
+    <w:p>
+      <w:pPr>
+        <w:widowControl/>
+        <w:spacing w:before="100" w:beforeAutospacing="1" w:after="100" w:afterAutospacing="1" w:line="240" w:lineRule="auto"/>
+        <w:outlineLvl w:val="0"/>
+        <w:rPr>
+          <w:rFonts w:ascii="新細明體" w:eastAsia="新細明體" w:hAnsi="新細明體" w:cs="新細明體"/>
+          <w:b/>
+          <w:bCs/>
+          <w:kern w:val="36"/>
+          <w:sz w:val="40"/>
+          <w:szCs w:val="48"/>
+          <w14:ligatures w14:val="none"/>
+        </w:rPr>
+      </w:pPr>
+    </w:p>
+    <w:p>
+      <w:pPr>
+        <w:widowControl/>
+        <w:spacing w:before="100" w:beforeAutospacing="1" w:after="100" w:afterAutospacing="1" w:line="240" w:lineRule="auto"/>
+        <w:outlineLvl w:val="0"/>
+        <w:rPr>
+          <w:rFonts w:ascii="新細明體" w:eastAsia="新細明體" w:hAnsi="新細明體" w:cs="新細明體"/>
+          <w:b/>
+          <w:bCs/>
+          <w:kern w:val="36"/>
+          <w:sz w:val="40"/>
+          <w:szCs w:val="48"/>
+          <w14:ligatures w14:val="none"/>
+        </w:rPr>
+      </w:pPr>
+    </w:p>
+    <w:p>
+      <w:pPr>
+        <w:widowControl/>
+        <w:spacing w:before="100" w:beforeAutospacing="1" w:after="100" w:afterAutospacing="1" w:line="240" w:lineRule="auto"/>
+        <w:outlineLvl w:val="0"/>
+        <w:rPr>
+          <w:rFonts w:ascii="新細明體" w:eastAsia="新細明體" w:hAnsi="新細明體" w:cs="新細明體"/>
+          <w:b/>
+          <w:bCs/>
+          <w:kern w:val="36"/>
+          <w:sz w:val="40"/>
+          <w:szCs w:val="48"/>
+          <w14:ligatures w14:val="none"/>
+        </w:rPr>
+      </w:pPr>
+    </w:p>
+    <w:p>
+      <w:pPr>
+        <w:widowControl/>
+        <w:spacing w:before="100" w:beforeAutospacing="1" w:after="100" w:afterAutospacing="1" w:line="240" w:lineRule="auto"/>
+        <w:outlineLvl w:val="0"/>
+        <w:rPr>
+          <w:rFonts w:ascii="新細明體" w:eastAsia="新細明體" w:hAnsi="新細明體" w:cs="新細明體"/>
+          <w:b/>
+          <w:bCs/>
+          <w:kern w:val="36"/>
+          <w:sz w:val="40"/>
+          <w:szCs w:val="48"/>
+          <w14:ligatures w14:val="none"/>
+        </w:rPr>
+      </w:pPr>
+    </w:p>
+    <w:p>
+      <w:pPr>
+        <w:widowControl/>
+        <w:spacing w:before="100" w:beforeAutospacing="1" w:after="100" w:afterAutospacing="1" w:line="240" w:lineRule="auto"/>
+        <w:outlineLvl w:val="0"/>
+        <w:rPr>
+          <w:rFonts w:ascii="新細明體" w:eastAsia="新細明體" w:hAnsi="新細明體" w:cs="新細明體"/>
+          <w:b/>
+          <w:bCs/>
+          <w:kern w:val="36"/>
+          <w:sz w:val="40"/>
+          <w:szCs w:val="48"/>
+          <w14:ligatures w14:val="none"/>
+        </w:rPr>
+      </w:pPr>
+    </w:p>
+    <w:p>
+      <w:pPr>
+        <w:widowControl/>
+        <w:spacing w:before="100" w:beforeAutospacing="1" w:after="100" w:afterAutospacing="1" w:line="240" w:lineRule="auto"/>
+        <w:outlineLvl w:val="0"/>
+        <w:rPr>
+          <w:rFonts w:ascii="新細明體" w:eastAsia="新細明體" w:hAnsi="新細明體" w:cs="新細明體"/>
+          <w:b/>
+          <w:bCs/>
+          <w:kern w:val="36"/>
+          <w:sz w:val="40"/>
+          <w:szCs w:val="48"/>
+          <w14:ligatures w14:val="none"/>
+        </w:rPr>
+      </w:pPr>
+    </w:p>
+    <w:p>
+      <w:pPr>
+        <w:widowControl/>
+        <w:spacing w:before="100" w:beforeAutospacing="1" w:after="100" w:afterAutospacing="1" w:line="240" w:lineRule="auto"/>
+        <w:outlineLvl w:val="0"/>
+        <w:rPr>
+          <w:rFonts w:ascii="新細明體" w:eastAsia="新細明體" w:hAnsi="新細明體" w:cs="新細明體"/>
+          <w:b/>
+          <w:bCs/>
+          <w:kern w:val="36"/>
+          <w:sz w:val="40"/>
+          <w:szCs w:val="48"/>
+          <w14:ligatures w14:val="none"/>
+        </w:rPr>
+      </w:pPr>
+    </w:p>
+    <w:p>
+      <w:pPr>
+        <w:widowControl/>
+        <w:spacing w:before="100" w:beforeAutospacing="1" w:after="100" w:afterAutospacing="1" w:line="240" w:lineRule="auto"/>
+        <w:outlineLvl w:val="0"/>
+        <w:rPr>
+          <w:rFonts w:ascii="新細明體" w:eastAsia="新細明體" w:hAnsi="新細明體" w:cs="新細明體"/>
+          <w:b/>
+          <w:bCs/>
+          <w:kern w:val="36"/>
+          <w:sz w:val="40"/>
+          <w:szCs w:val="48"/>
+          <w14:ligatures w14:val="none"/>
+        </w:rPr>
+      </w:pPr>
+    </w:p>
+    <w:p>
+      <w:pPr>
+        <w:widowControl/>
+        <w:spacing w:before="100" w:beforeAutospacing="1" w:after="100" w:afterAutospacing="1" w:line="240" w:lineRule="auto"/>
+        <w:outlineLvl w:val="0"/>
+        <w:rPr>
+          <w:rFonts w:ascii="新細明體" w:eastAsia="新細明體" w:hAnsi="新細明體" w:cs="新細明體"/>
+          <w:b/>
+          <w:bCs/>
+          <w:kern w:val="36"/>
+          <w:sz w:val="40"/>
+          <w:szCs w:val="48"/>
+          <w14:ligatures w14:val="none"/>
+        </w:rPr>
+      </w:pPr>
+    </w:p>
+    <w:p>
+      <w:pPr>
+        <w:widowControl/>
+        <w:spacing w:before="100" w:beforeAutospacing="1" w:after="100" w:afterAutospacing="1" w:line="240" w:lineRule="auto"/>
+        <w:outlineLvl w:val="0"/>
+        <w:rPr>
+          <w:rFonts w:ascii="新細明體" w:eastAsia="新細明體" w:hAnsi="新細明體" w:cs="新細明體"/>
+          <w:b/>
+          <w:bCs/>
+          <w:kern w:val="36"/>
+          <w:sz w:val="40"/>
+          <w:szCs w:val="48"/>
+          <w14:ligatures w14:val="none"/>
+        </w:rPr>
+      </w:pPr>
     </w:p>
     <w:p>
       <w:pPr>
@@ -55,6 +492,7 @@
           <w:szCs w:val="36"/>
           <w14:ligatures w14:val="none"/>
         </w:rPr>
+        <w:lastRenderedPageBreak/>
         <w:t>1. 自選主題屬於本學期課程中的哪單元</w:t>
       </w:r>
     </w:p>
@@ -124,88 +562,80 @@
         <w:widowControl/>
         <w:spacing w:before="100" w:beforeAutospacing="1" w:after="100" w:afterAutospacing="1" w:line="240" w:lineRule="auto"/>
         <w:rPr>
+          <w:rFonts w:ascii="新細明體" w:eastAsia="新細明體" w:hAnsi="新細明體" w:cs="新細明體"/>
+          <w:kern w:val="0"/>
+          <w14:ligatures w14:val="none"/>
+        </w:rPr>
+      </w:pPr>
+      <w:r>
+        <w:rPr>
+          <w:rFonts w:ascii="新細明體" w:eastAsia="新細明體" w:hAnsi="新細明體" w:cs="新細明體"/>
+          <w:kern w:val="0"/>
+          <w14:ligatures w14:val="none"/>
+        </w:rPr>
+        <w:t>因為我個人平時非常熱衷於觀看虛擬主播（</w:t>
+      </w:r>
+      <w:proofErr w:type="spellStart"/>
+      <w:r>
+        <w:rPr>
+          <w:rFonts w:ascii="新細明體" w:eastAsia="新細明體" w:hAnsi="新細明體" w:cs="新細明體"/>
+          <w:kern w:val="0"/>
+          <w14:ligatures w14:val="none"/>
+        </w:rPr>
+        <w:t>VTuber</w:t>
+      </w:r>
+      <w:proofErr w:type="spellEnd"/>
+      <w:r>
+        <w:rPr>
+          <w:rFonts w:ascii="新細明體" w:eastAsia="新細明體" w:hAnsi="新細明體" w:cs="新細明體"/>
+          <w:kern w:val="0"/>
+          <w14:ligatures w14:val="none"/>
+        </w:rPr>
+        <w:t xml:space="preserve">）的相關影音與直播內容。在第六章「網路資源應用」的課程中，涵蓋了 6-4 網路影音資源應用（串流媒體、影音平台）以及 6-5 自媒體與社群媒體等核心概念，這些單元與當前蓬勃發展的 </w:t>
+      </w:r>
+      <w:proofErr w:type="spellStart"/>
+      <w:r>
+        <w:rPr>
+          <w:rFonts w:ascii="新細明體" w:eastAsia="新細明體" w:hAnsi="新細明體" w:cs="新細明體"/>
+          <w:kern w:val="0"/>
+          <w14:ligatures w14:val="none"/>
+        </w:rPr>
+        <w:t>VTuber</w:t>
+      </w:r>
+      <w:proofErr w:type="spellEnd"/>
+      <w:r>
+        <w:rPr>
+          <w:rFonts w:ascii="新細明體" w:eastAsia="新細明體" w:hAnsi="新細明體" w:cs="新細明體"/>
+          <w:kern w:val="0"/>
+          <w14:ligatures w14:val="none"/>
+        </w:rPr>
+        <w:t xml:space="preserve"> 產業有著最直接且深厚的關連性。因此，我想藉由這個機會，將課堂上學到的網路傳播概念延伸，深入探討自己熱愛的 </w:t>
+      </w:r>
+      <w:proofErr w:type="spellStart"/>
+      <w:r>
+        <w:rPr>
+          <w:rFonts w:ascii="新細明體" w:eastAsia="新細明體" w:hAnsi="新細明體" w:cs="新細明體"/>
+          <w:kern w:val="0"/>
+          <w14:ligatures w14:val="none"/>
+        </w:rPr>
+        <w:t>VTuber</w:t>
+      </w:r>
+      <w:proofErr w:type="spellEnd"/>
+      <w:r>
+        <w:rPr>
+          <w:rFonts w:ascii="新細明體" w:eastAsia="新細明體" w:hAnsi="新細明體" w:cs="新細明體"/>
+          <w:kern w:val="0"/>
+          <w14:ligatures w14:val="none"/>
+        </w:rPr>
+        <w:t xml:space="preserve"> 產業背後的架構與技術解析。 </w:t>
+      </w:r>
+      <w:r>
+        <w:rPr>
           <w:rFonts w:ascii="新細明體" w:eastAsia="新細明體" w:hAnsi="新細明體" w:cs="新細明體" w:hint="eastAsia"/>
           <w:kern w:val="0"/>
           <w14:ligatures w14:val="none"/>
         </w:rPr>
-      </w:pPr>
-      <w:r>
-        <w:rPr>
-          <w:rFonts w:ascii="新細明體" w:eastAsia="新細明體" w:hAnsi="新細明體" w:cs="新細明體"/>
-          <w:kern w:val="0"/>
-          <w14:ligatures w14:val="none"/>
-        </w:rPr>
-        <w:t>因為我個人平時非常熱衷於觀看虛擬主播（</w:t>
-      </w:r>
-      <w:proofErr w:type="spellStart"/>
-      <w:r>
-        <w:rPr>
-          <w:rFonts w:ascii="新細明體" w:eastAsia="新細明體" w:hAnsi="新細明體" w:cs="新細明體"/>
-          <w:kern w:val="0"/>
-          <w14:ligatures w14:val="none"/>
-        </w:rPr>
-        <w:t>VTuber</w:t>
-      </w:r>
-      <w:proofErr w:type="spellEnd"/>
-      <w:r>
-        <w:rPr>
-          <w:rFonts w:ascii="新細明體" w:eastAsia="新細明體" w:hAnsi="新細明體" w:cs="新細明體"/>
-          <w:kern w:val="0"/>
-          <w14:ligatures w14:val="none"/>
-        </w:rPr>
-        <w:t xml:space="preserve">）的相關影音與直播內容。在第六章「網路資源應用」的課程中，涵蓋了 6-4 網路影音資源應用（串流媒體、影音平台）以及 6-5 自媒體與社群媒體等核心概念，這些單元與當前蓬勃發展的 </w:t>
-      </w:r>
-      <w:proofErr w:type="spellStart"/>
-      <w:r>
-        <w:rPr>
-          <w:rFonts w:ascii="新細明體" w:eastAsia="新細明體" w:hAnsi="新細明體" w:cs="新細明體"/>
-          <w:kern w:val="0"/>
-          <w14:ligatures w14:val="none"/>
-        </w:rPr>
-        <w:t>VTuber</w:t>
-      </w:r>
-      <w:proofErr w:type="spellEnd"/>
-      <w:r>
-        <w:rPr>
-          <w:rFonts w:ascii="新細明體" w:eastAsia="新細明體" w:hAnsi="新細明體" w:cs="新細明體"/>
-          <w:kern w:val="0"/>
-          <w14:ligatures w14:val="none"/>
-        </w:rPr>
-        <w:t xml:space="preserve"> 產業有著最直接且深厚的關連性。因此，我想藉由這個機會，將課堂上學到的網路傳播概念延伸，深入探討自己熱愛的 </w:t>
-      </w:r>
-      <w:proofErr w:type="spellStart"/>
-      <w:r>
-        <w:rPr>
-          <w:rFonts w:ascii="新細明體" w:eastAsia="新細明體" w:hAnsi="新細明體" w:cs="新細明體"/>
-          <w:kern w:val="0"/>
-          <w14:ligatures w14:val="none"/>
-        </w:rPr>
-        <w:t>VTuber</w:t>
-      </w:r>
-      <w:proofErr w:type="spellEnd"/>
-      <w:r>
-        <w:rPr>
-          <w:rFonts w:ascii="新細明體" w:eastAsia="新細明體" w:hAnsi="新細明體" w:cs="新細明體"/>
-          <w:kern w:val="0"/>
-          <w14:ligatures w14:val="none"/>
-        </w:rPr>
-        <w:t xml:space="preserve"> 產業背後的架構與技術解析。 </w:t>
-      </w:r>
-      <w:r>
-        <w:rPr>
-          <w:rFonts w:ascii="新細明體" w:eastAsia="新細明體" w:hAnsi="新細明體" w:cs="新細明體" w:hint="eastAsia"/>
-          <w:kern w:val="0"/>
-          <w14:ligatures w14:val="none"/>
-        </w:rPr>
-        <w:t xml:space="preserve">                        </w:t>
-      </w:r>
-      <w:r>
-        <w:rPr>
-          <w:rFonts w:ascii="新細明體" w:eastAsia="新細明體" w:hAnsi="新細明體" w:cs="新細明體" w:hint="eastAsia"/>
-          <w:kern w:val="0"/>
-          <w14:ligatures w14:val="none"/>
-        </w:rPr>
-        <w:t>還有我製作網站的時候還沒上到第十章(小聲</w:t>
+        <w:t xml:space="preserve">                        還有我製作網站的時候還沒上到第十章(小聲</w:t>
       </w:r>
     </w:p>
     <w:p>
@@ -223,8 +653,6 @@
           <w14:ligatures w14:val="none"/>
         </w:rPr>
       </w:pPr>
-      <w:bookmarkStart w:id="0" w:name="_GoBack"/>
-      <w:bookmarkEnd w:id="0"/>
       <w:r>
         <w:rPr>
           <w:rFonts w:ascii="新細明體" w:eastAsia="新細明體" w:hAnsi="新細明體" w:cs="新細明體"/>
@@ -694,7 +1122,6 @@
           <w:kern w:val="0"/>
           <w14:ligatures w14:val="none"/>
         </w:rPr>
-        <w:lastRenderedPageBreak/>
         <w:t>即時渲染與即時互動技術</w:t>
       </w:r>
       <w:r>
@@ -749,6 +1176,7 @@
           <w:szCs w:val="27"/>
           <w14:ligatures w14:val="none"/>
         </w:rPr>
+        <w:lastRenderedPageBreak/>
         <w:t>B. 產業結構篇：分工細緻的數位生態系</w:t>
       </w:r>
     </w:p>
@@ -1328,7 +1756,6 @@
           <w:kern w:val="0"/>
           <w14:ligatures w14:val="none"/>
         </w:rPr>
-        <w:lastRenderedPageBreak/>
         <w:t>6-3 數位學習</w:t>
       </w:r>
       <w:r>
@@ -1431,6 +1858,7 @@
           <w:kern w:val="0"/>
           <w14:ligatures w14:val="none"/>
         </w:rPr>
+        <w:lastRenderedPageBreak/>
         <w:t>6-5 自媒體與社群媒體</w:t>
       </w:r>
       <w:r>
@@ -2062,55 +2490,54 @@
       <w:pPr>
         <w:widowControl/>
         <w:spacing w:before="100" w:beforeAutospacing="1" w:after="100" w:afterAutospacing="1" w:line="240" w:lineRule="auto"/>
-        <w:rPr>
-          <w:rFonts w:ascii="新細明體" w:eastAsia="新細明體" w:hAnsi="新細明體" w:cs="新細明體"/>
-          <w:kern w:val="0"/>
-          <w14:ligatures w14:val="none"/>
-        </w:rPr>
-      </w:pPr>
-      <w:r>
-        <w:rPr>
-          <w:rFonts w:ascii="新細明體" w:eastAsia="新細明體" w:hAnsi="新細明體" w:cs="新細明體"/>
-          <w:kern w:val="0"/>
-          <w14:ligatures w14:val="none"/>
-        </w:rPr>
-        <w:t>最後，在網頁底部的互動按鈕設計中，為了增添趣味性，我利用 JavaScript 撰寫了事件監聽器（</w:t>
-      </w:r>
-      <w:proofErr w:type="spellStart"/>
-      <w:r>
-        <w:rPr>
-          <w:rFonts w:ascii="新細明體" w:eastAsia="新細明體" w:hAnsi="新細明體" w:cs="新細明體"/>
-          <w:kern w:val="0"/>
-          <w14:ligatures w14:val="none"/>
-        </w:rPr>
-        <w:t>EventListener</w:t>
-      </w:r>
-      <w:proofErr w:type="spellEnd"/>
-      <w:r>
-        <w:rPr>
-          <w:rFonts w:ascii="新細明體" w:eastAsia="新細明體" w:hAnsi="新細明體" w:cs="新細明體"/>
-          <w:kern w:val="0"/>
-          <w14:ligatures w14:val="none"/>
-        </w:rPr>
-        <w:t>），實現點擊按鈕時同時「顯示</w:t>
-      </w:r>
-      <w:proofErr w:type="gramStart"/>
-      <w:r>
-        <w:rPr>
-          <w:rFonts w:ascii="新細明體" w:eastAsia="新細明體" w:hAnsi="新細明體" w:cs="新細明體"/>
-          <w:kern w:val="0"/>
-          <w14:ligatures w14:val="none"/>
-        </w:rPr>
-        <w:t>彩蛋區塊</w:t>
-      </w:r>
-      <w:proofErr w:type="gramEnd"/>
-      <w:r>
-        <w:rPr>
-          <w:rFonts w:ascii="新細明體" w:eastAsia="新細明體" w:hAnsi="新細明體" w:cs="新細明體"/>
-          <w:kern w:val="0"/>
-          <w14:ligatures w14:val="none"/>
-        </w:rPr>
-        <w:t>」與「觸發模擬檔案自動下載」的功能。在實作過程中，如何確保 DOM 元素下載路徑正確，且不會被瀏覽器的安全機制誤判為惡意彈出視窗，也讓我深入研究了前端事件驅動的行為，是一次非常寶貴且具挑戰性的實作經驗。</w:t>
+        <w:outlineLvl w:val="1"/>
+        <w:rPr>
+          <w:rFonts w:ascii="新細明體" w:eastAsia="新細明體" w:hAnsi="新細明體" w:cs="新細明體" w:hint="eastAsia"/>
+          <w:b/>
+          <w:bCs/>
+          <w:kern w:val="0"/>
+          <w:sz w:val="32"/>
+          <w:szCs w:val="36"/>
+          <w14:ligatures w14:val="none"/>
+        </w:rPr>
+      </w:pPr>
+      <w:bookmarkStart w:id="0" w:name="_GoBack"/>
+      <w:bookmarkEnd w:id="0"/>
+      <w:r>
+        <w:rPr>
+          <w:rFonts w:ascii="新細明體" w:eastAsia="新細明體" w:hAnsi="新細明體" w:cs="新細明體" w:hint="eastAsia"/>
+          <w:b/>
+          <w:bCs/>
+          <w:kern w:val="0"/>
+          <w:sz w:val="32"/>
+          <w:szCs w:val="36"/>
+          <w14:ligatures w14:val="none"/>
+        </w:rPr>
+        <w:t>8</w:t>
+      </w:r>
+      <w:r>
+        <w:rPr>
+          <w:rFonts w:ascii="新細明體" w:eastAsia="新細明體" w:hAnsi="新細明體" w:cs="新細明體"/>
+          <w:b/>
+          <w:bCs/>
+          <w:kern w:val="0"/>
+          <w:sz w:val="32"/>
+          <w:szCs w:val="36"/>
+          <w14:ligatures w14:val="none"/>
+        </w:rPr>
+        <w:t xml:space="preserve">. </w:t>
+      </w:r>
+      <w:r>
+        <w:rPr>
+          <w:rFonts w:ascii="新細明體" w:eastAsia="新細明體" w:hAnsi="新細明體" w:cs="新細明體" w:hint="eastAsia"/>
+          <w:b/>
+          <w:bCs/>
+          <w:kern w:val="0"/>
+          <w:sz w:val="32"/>
+          <w:szCs w:val="36"/>
+          <w14:ligatures w14:val="none"/>
+        </w:rPr>
+        <w:t>小驚喜</w:t>
       </w:r>
     </w:p>
     <w:p>
@@ -2119,6 +2546,12 @@
           <w:rFonts w:hint="eastAsia"/>
         </w:rPr>
       </w:pPr>
+      <w:r>
+        <w:rPr>
+          <w:rFonts w:hint="eastAsia"/>
+        </w:rPr>
+        <w:t>回到頂部按鈕</w:t>
+      </w:r>
     </w:p>
     <w:sectPr>
       <w:pgSz w:w="11906" w:h="16838"/>
